--- a/Lý thuyết/Condition.docx
+++ b/Lý thuyết/Condition.docx
@@ -303,11 +303,119 @@
       </w:r>
     </w:p>
     <w:p>
-      <w:r>
-        <w:tab/>
-      </w:r>
-      <w:r>
-        <w:tab/>
+      <w:pPr>
+        <w:spacing w:after="160" w:line="259" w:lineRule="auto"/>
+        <w:jc w:val="left"/>
+      </w:pPr>
+      <w:r>
+        <w:br w:type="page"/>
+      </w:r>
+    </w:p>
+    <w:p>
+      <w:r>
+        <w:rPr>
+          <w:color w:val="FF0000"/>
+        </w:rPr>
+        <w:lastRenderedPageBreak/>
+        <w:t xml:space="preserve">Cấu trúc lựa chọn match – case: </w:t>
+      </w:r>
+      <w:r>
+        <w:t>Cấu trúc điều khiển rẽ nhánh đặc biệt</w:t>
+      </w:r>
+    </w:p>
+    <w:p>
+      <w:pPr>
+        <w:pStyle w:val="ListParagraph"/>
+        <w:numPr>
+          <w:ilvl w:val="0"/>
+          <w:numId w:val="1"/>
+        </w:numPr>
+      </w:pPr>
+      <w:r>
+        <w:t>Chỉ áp dụng cho 1 biến</w:t>
+      </w:r>
+    </w:p>
+    <w:p>
+      <w:pPr>
+        <w:pStyle w:val="ListParagraph"/>
+        <w:numPr>
+          <w:ilvl w:val="0"/>
+          <w:numId w:val="1"/>
+        </w:numPr>
+      </w:pPr>
+      <w:r>
+        <w:t>Chỉ áp dụng khi các phép so sánh của biến đó toàn bộ là các phép so sánh ==</w:t>
+      </w:r>
+    </w:p>
+    <w:p>
+      <w:pPr>
+        <w:pStyle w:val="ListParagraph"/>
+        <w:numPr>
+          <w:ilvl w:val="0"/>
+          <w:numId w:val="1"/>
+        </w:numPr>
+      </w:pPr>
+      <w:r>
+        <w:t>Cấu trúc</w:t>
+      </w:r>
+    </w:p>
+    <w:p>
+      <w:pPr>
+        <w:ind w:left="360"/>
+      </w:pPr>
+      <w:r>
+        <w:t>match tên_biến:</w:t>
+      </w:r>
+    </w:p>
+    <w:p>
+      <w:pPr>
+        <w:ind w:left="360"/>
+      </w:pPr>
+      <w:r>
+        <w:tab/>
+        <w:t>case giá_trị:</w:t>
+      </w:r>
+    </w:p>
+    <w:p>
+      <w:pPr>
+        <w:ind w:left="360"/>
+      </w:pPr>
+      <w:r>
+        <w:tab/>
+      </w:r>
+      <w:r>
+        <w:tab/>
+        <w:t>Khối lệnh được thực hiện khi biến = giá_trị</w:t>
+      </w:r>
+    </w:p>
+    <w:p>
+      <w:pPr>
+        <w:ind w:left="360"/>
+      </w:pPr>
+      <w:r>
+        <w:tab/>
+        <w:t>…</w:t>
+      </w:r>
+    </w:p>
+    <w:p>
+      <w:pPr>
+        <w:ind w:left="360"/>
+      </w:pPr>
+      <w:r>
+        <w:tab/>
+        <w:t>case _:</w:t>
+      </w:r>
+    </w:p>
+    <w:p>
+      <w:pPr>
+        <w:ind w:left="360"/>
+      </w:pPr>
+      <w:r>
+        <w:tab/>
+      </w:r>
+      <w:r>
+        <w:tab/>
+        <w:t>Khối lệnh được thực hiện khi không có case nào bên trên thỏa mãn</w:t>
       </w:r>
     </w:p>
     <w:sectPr>
